--- a/大二上-第3学期/马原/马原实践报告.docx
+++ b/大二上-第3学期/马原/马原实践报告.docx
@@ -1,20 +1,11 @@
 
 <file path=word/document.xml><?xml version="1.0" encoding="utf-8"?>
-<w:document xmlns:wpc="http://schemas.microsoft.com/office/word/2010/wordprocessingCanvas" xmlns:cx="http://schemas.microsoft.com/office/drawing/2014/chartex" xmlns:cx1="http://schemas.microsoft.com/office/drawing/2015/9/8/chartex" xmlns:cx2="http://schemas.microsoft.com/office/drawing/2015/10/21/chartex" xmlns:cx3="http://schemas.microsoft.com/office/drawing/2016/5/9/chartex" xmlns:cx4="http://schemas.microsoft.com/office/drawing/2016/5/10/chartex" xmlns:cx5="http://schemas.microsoft.com/office/drawing/2016/5/11/chartex" xmlns:cx6="http://schemas.microsoft.com/office/drawing/2016/5/12/chartex" xmlns:cx7="http://schemas.microsoft.com/office/drawing/2016/5/13/chartex" xmlns:cx8="http://schemas.microsoft.com/office/drawing/2016/5/14/chartex" xmlns:mc="http://schemas.openxmlformats.org/markup-compatibility/2006" xmlns:aink="http://schemas.microsoft.com/office/drawing/2016/ink" xmlns:am3d="http://schemas.microsoft.com/office/drawing/2017/model3d" xmlns:o="urn:schemas-microsoft-com:office:office" xmlns:oel="http://schemas.microsoft.com/office/2019/extlst" xmlns:r="http://schemas.openxmlformats.org/officeDocument/2006/relationships" xmlns:m="http://schemas.openxmlformats.org/officeDocument/2006/math" xmlns:v="urn:schemas-microsoft-com:vml" xmlns:wp14="http://schemas.microsoft.com/office/word/2010/wordprocessingDrawing" xmlns:wp="http://schemas.openxmlformats.org/drawingml/2006/wordprocessingDrawing" xmlns:w10="urn:schemas-microsoft-com:office:word" xmlns:w="http://schemas.openxmlformats.org/wordprocessingml/2006/main" xmlns:w14="http://schemas.microsoft.com/office/word/2010/wordml" xmlns:w15="http://schemas.microsoft.com/office/word/2012/wordml" xmlns:w16cex="http://schemas.microsoft.com/office/word/2018/wordml/cex" xmlns:w16cid="http://schemas.microsoft.com/office/word/2016/wordml/cid" xmlns:w16="http://schemas.microsoft.com/office/word/2018/wordml" xmlns:w16sdtdh="http://schemas.microsoft.com/office/word/2020/wordml/sdtdatahash" xmlns:w16se="http://schemas.microsoft.com/office/word/2015/wordml/symex" xmlns:wpg="http://schemas.microsoft.com/office/word/2010/wordprocessingGroup" xmlns:wpi="http://schemas.microsoft.com/office/word/2010/wordprocessingInk" xmlns:wne="http://schemas.microsoft.com/office/word/2006/wordml" xmlns:wps="http://schemas.microsoft.com/office/word/2010/wordprocessingShape" mc:Ignorable="w14 w15 w16se w16cid w16 w16cex w16sdtdh wp14">
+<w:document xmlns:wpc="http://schemas.microsoft.com/office/word/2010/wordprocessingCanvas" xmlns:cx="http://schemas.microsoft.com/office/drawing/2014/chartex" xmlns:cx1="http://schemas.microsoft.com/office/drawing/2015/9/8/chartex" xmlns:cx2="http://schemas.microsoft.com/office/drawing/2015/10/21/chartex" xmlns:cx3="http://schemas.microsoft.com/office/drawing/2016/5/9/chartex" xmlns:cx4="http://schemas.microsoft.com/office/drawing/2016/5/10/chartex" xmlns:cx5="http://schemas.microsoft.com/office/drawing/2016/5/11/chartex" xmlns:cx6="http://schemas.microsoft.com/office/drawing/2016/5/12/chartex" xmlns:cx7="http://schemas.microsoft.com/office/drawing/2016/5/13/chartex" xmlns:cx8="http://schemas.microsoft.com/office/drawing/2016/5/14/chartex" xmlns:mc="http://schemas.openxmlformats.org/markup-compatibility/2006" xmlns:aink="http://schemas.microsoft.com/office/drawing/2016/ink" xmlns:am3d="http://schemas.microsoft.com/office/drawing/2017/model3d" xmlns:o="urn:schemas-microsoft-com:office:office" xmlns:oel="http://schemas.microsoft.com/office/2019/extlst" xmlns:r="http://schemas.openxmlformats.org/officeDocument/2006/relationships" xmlns:m="http://schemas.openxmlformats.org/officeDocument/2006/math" xmlns:v="urn:schemas-microsoft-com:vml" xmlns:wp14="http://schemas.microsoft.com/office/word/2010/wordprocessingDrawing" xmlns:wp="http://schemas.openxmlformats.org/drawingml/2006/wordprocessingDrawing" xmlns:w10="urn:schemas-microsoft-com:office:word" xmlns:w="http://schemas.openxmlformats.org/wordprocessingml/2006/main" xmlns:w14="http://schemas.microsoft.com/office/word/2010/wordml" xmlns:w15="http://schemas.microsoft.com/office/word/2012/wordml" xmlns:w16cex="http://schemas.microsoft.com/office/word/2018/wordml/cex" xmlns:w16cid="http://schemas.microsoft.com/office/word/2016/wordml/cid" xmlns:w16="http://schemas.microsoft.com/office/word/2018/wordml" xmlns:w16du="http://schemas.microsoft.com/office/word/2023/wordml/word16du" xmlns:w16sdtdh="http://schemas.microsoft.com/office/word/2020/wordml/sdtdatahash" xmlns:w16sdtfl="http://schemas.microsoft.com/office/word/2024/wordml/sdtformatlock" xmlns:w16se="http://schemas.microsoft.com/office/word/2015/wordml/symex" xmlns:wpg="http://schemas.microsoft.com/office/word/2010/wordprocessingGroup" xmlns:wpi="http://schemas.microsoft.com/office/word/2010/wordprocessingInk" xmlns:wne="http://schemas.microsoft.com/office/word/2006/wordml" xmlns:wps="http://schemas.microsoft.com/office/word/2010/wordprocessingShape" mc:Ignorable="w14 w15 w16se w16cid w16 w16cex w16sdtdh w16sdtfl w16du wp14">
   <w:body>
     <w:p>
       <w:pPr>
         <w:spacing w:line="360" w:lineRule="auto"/>
         <w:jc w:val="center"/>
-        <w:rPr>
-          <w:rFonts w:ascii="黑体" w:eastAsia="黑体" w:hAnsi="黑体" w:cs="Times New Roman"/>
-          <w:b/>
-          <w:bCs/>
-          <w:sz w:val="36"/>
-          <w:szCs w:val="36"/>
-        </w:rPr>
-      </w:pPr>
-      <w:r>
         <w:rPr>
           <w:rFonts w:ascii="黑体" w:eastAsia="黑体" w:hAnsi="黑体" w:cs="Times New Roman" w:hint="eastAsia"/>
           <w:b/>
@@ -22,590 +13,654 @@
           <w:sz w:val="36"/>
           <w:szCs w:val="36"/>
         </w:rPr>
-        <w:t>从量变到质变：数学竞赛中的自我挑战与成长轨迹</w:t>
-      </w:r>
-    </w:p>
-    <w:p>
-      <w:pPr>
-        <w:spacing w:line="360" w:lineRule="auto"/>
-        <w:jc w:val="center"/>
-        <w:rPr>
-          <w:rFonts w:ascii="Times New Roman" w:eastAsia="宋体" w:hAnsi="Times New Roman" w:cs="Times New Roman"/>
+      </w:pPr>
+      <w:r>
+        <w:rPr>
+          <w:rFonts w:ascii="黑体" w:eastAsia="黑体" w:hAnsi="黑体" w:cs="Times New Roman" w:hint="eastAsia"/>
           <w:b/>
           <w:bCs/>
-          <w:sz w:val="24"/>
-          <w:szCs w:val="24"/>
-        </w:rPr>
-      </w:pPr>
-      <w:r>
-        <w:rPr>
-          <w:rFonts w:ascii="Times New Roman" w:eastAsia="宋体" w:hAnsi="Times New Roman" w:cs="Times New Roman" w:hint="eastAsia"/>
+          <w:sz w:val="36"/>
+          <w:szCs w:val="36"/>
+        </w:rPr>
+        <w:t>从量变到质变：数学竞赛中的自我挑战与成长轨迹</w:t>
+      </w:r>
+    </w:p>
+    <w:p>
+      <w:pPr>
+        <w:spacing w:line="360" w:lineRule="auto"/>
+        <w:rPr>
+          <w:rFonts w:ascii="Times New Roman" w:eastAsia="宋体" w:hAnsi="Times New Roman" w:cs="Times New Roman"/>
           <w:b/>
           <w:bCs/>
-          <w:sz w:val="24"/>
-          <w:szCs w:val="24"/>
-        </w:rPr>
-        <w:t>李昊伦</w:t>
-      </w:r>
+          <w:sz w:val="28"/>
+          <w:szCs w:val="28"/>
+        </w:rPr>
+      </w:pPr>
       <w:r>
         <w:rPr>
           <w:rFonts w:ascii="Times New Roman" w:eastAsia="宋体" w:hAnsi="Times New Roman" w:cs="Times New Roman" w:hint="eastAsia"/>
           <w:b/>
           <w:bCs/>
-          <w:sz w:val="24"/>
-          <w:szCs w:val="24"/>
-        </w:rPr>
-        <w:t xml:space="preserve"> </w:t>
-      </w:r>
-      <w:r>
-        <w:rPr>
-          <w:rFonts w:ascii="Times New Roman" w:eastAsia="宋体" w:hAnsi="Times New Roman" w:cs="Times New Roman" w:hint="eastAsia"/>
+          <w:sz w:val="28"/>
+          <w:szCs w:val="28"/>
+        </w:rPr>
+        <w:t>引言</w:t>
+      </w:r>
+    </w:p>
+    <w:p>
+      <w:pPr>
+        <w:spacing w:line="360" w:lineRule="auto"/>
+        <w:ind w:firstLineChars="200" w:firstLine="560"/>
+        <w:rPr>
+          <w:rFonts w:ascii="Times New Roman" w:eastAsia="宋体" w:hAnsi="Times New Roman" w:cs="Times New Roman"/>
+          <w:sz w:val="28"/>
+          <w:szCs w:val="28"/>
+        </w:rPr>
+      </w:pPr>
+      <w:r>
+        <w:rPr>
+          <w:rFonts w:ascii="Times New Roman" w:eastAsia="宋体" w:hAnsi="Times New Roman" w:cs="Times New Roman"/>
+          <w:sz w:val="28"/>
+          <w:szCs w:val="28"/>
+        </w:rPr>
+        <w:t>在现代社会，个人的发展与国家的进步息息相关。党的二十届三中全会的精神强调了改革与创新的重要性，提倡自我发展和自我提高，以适应新时代的需求。作为</w:t>
+      </w:r>
+      <w:r>
+        <w:rPr>
+          <w:rFonts w:ascii="Times New Roman" w:eastAsia="宋体" w:hAnsi="Times New Roman" w:cs="Times New Roman"/>
+          <w:sz w:val="28"/>
+          <w:szCs w:val="28"/>
+        </w:rPr>
+        <w:t>一名大</w:t>
+      </w:r>
+      <w:r>
+        <w:rPr>
+          <w:rFonts w:ascii="Times New Roman" w:eastAsia="宋体" w:hAnsi="Times New Roman" w:cs="Times New Roman"/>
+          <w:sz w:val="28"/>
+          <w:szCs w:val="28"/>
+        </w:rPr>
+        <w:t>学生，我在学习和生活中同样需要不断追求进步，发掘自己的潜能，努力塑造更好的自己。</w:t>
+      </w:r>
+    </w:p>
+    <w:p>
+      <w:pPr>
+        <w:spacing w:line="360" w:lineRule="auto"/>
+        <w:ind w:firstLineChars="200" w:firstLine="560"/>
+        <w:rPr>
+          <w:rFonts w:ascii="Times New Roman" w:eastAsia="宋体" w:hAnsi="Times New Roman" w:cs="Times New Roman"/>
+          <w:sz w:val="28"/>
+          <w:szCs w:val="28"/>
+        </w:rPr>
+      </w:pPr>
+      <w:r>
+        <w:rPr>
+          <w:rFonts w:ascii="Times New Roman" w:eastAsia="宋体" w:hAnsi="Times New Roman" w:cs="Times New Roman"/>
+          <w:sz w:val="28"/>
+          <w:szCs w:val="28"/>
+        </w:rPr>
+        <w:t>唯物主义辩证法认为，事物的发展是通过量变到质变的转化来实现的。这一规律不仅适用于自然界和社会的发展，也深刻影响着个人的成长和自我发展。在学习与自我提升的过程中，选择适合自己的目标尤为重要，在本次</w:t>
+      </w:r>
+      <w:r>
+        <w:rPr>
+          <w:rFonts w:ascii="Times New Roman" w:eastAsia="宋体" w:hAnsi="Times New Roman" w:cs="Times New Roman"/>
+          <w:sz w:val="28"/>
+          <w:szCs w:val="28"/>
+        </w:rPr>
+        <w:t>“</w:t>
+      </w:r>
+      <w:r>
+        <w:rPr>
+          <w:rFonts w:ascii="Times New Roman" w:eastAsia="宋体" w:hAnsi="Times New Roman" w:cs="Times New Roman"/>
+          <w:sz w:val="28"/>
+          <w:szCs w:val="28"/>
+        </w:rPr>
+        <w:t>量变质变转化规律</w:t>
+      </w:r>
+      <w:r>
+        <w:rPr>
+          <w:rFonts w:ascii="Times New Roman" w:eastAsia="宋体" w:hAnsi="Times New Roman" w:cs="Times New Roman"/>
+          <w:sz w:val="28"/>
+          <w:szCs w:val="28"/>
+        </w:rPr>
+        <w:t>”</w:t>
+      </w:r>
+      <w:r>
+        <w:rPr>
+          <w:rFonts w:ascii="Times New Roman" w:eastAsia="宋体" w:hAnsi="Times New Roman" w:cs="Times New Roman"/>
+          <w:sz w:val="28"/>
+          <w:szCs w:val="28"/>
+        </w:rPr>
+        <w:t>实践中，我选择了坚持学习数学竞赛相关知识，通过阅读数学竞赛书籍和观看网课来积累知识和经验。正如</w:t>
+      </w:r>
+      <w:r>
+        <w:rPr>
+          <w:rFonts w:ascii="Times New Roman" w:eastAsia="宋体" w:hAnsi="Times New Roman" w:cs="Times New Roman" w:hint="eastAsia"/>
+          <w:sz w:val="28"/>
+          <w:szCs w:val="28"/>
+        </w:rPr>
+        <w:t>党的二十届三中</w:t>
+      </w:r>
+      <w:r>
+        <w:rPr>
+          <w:rFonts w:ascii="Times New Roman" w:eastAsia="宋体" w:hAnsi="Times New Roman" w:cs="Times New Roman"/>
+          <w:sz w:val="28"/>
+          <w:szCs w:val="28"/>
+        </w:rPr>
+        <w:t>全会精神强调，改革与发展必须立足于自身实际。我从小对数学很感兴趣，一直以来数学成绩优秀卓越。听说大学生数学竞赛</w:t>
+      </w:r>
+      <w:r>
+        <w:rPr>
+          <w:rFonts w:ascii="Times New Roman" w:eastAsia="宋体" w:hAnsi="Times New Roman" w:cs="Times New Roman"/>
+          <w:sz w:val="28"/>
+          <w:szCs w:val="28"/>
+        </w:rPr>
+        <w:t>将</w:t>
+      </w:r>
+      <w:r>
+        <w:rPr>
+          <w:rFonts w:ascii="Times New Roman" w:eastAsia="宋体" w:hAnsi="Times New Roman" w:cs="Times New Roman" w:hint="eastAsia"/>
+          <w:sz w:val="28"/>
+          <w:szCs w:val="28"/>
+        </w:rPr>
+        <w:t>于</w:t>
+      </w:r>
+      <w:r>
+        <w:rPr>
+          <w:rFonts w:ascii="Times New Roman" w:eastAsia="宋体" w:hAnsi="Times New Roman" w:cs="Times New Roman"/>
+          <w:sz w:val="28"/>
+          <w:szCs w:val="28"/>
+        </w:rPr>
+        <w:t>11</w:t>
+      </w:r>
+      <w:r>
+        <w:rPr>
+          <w:rFonts w:ascii="Times New Roman" w:eastAsia="宋体" w:hAnsi="Times New Roman" w:cs="Times New Roman"/>
+          <w:sz w:val="28"/>
+          <w:szCs w:val="28"/>
+        </w:rPr>
+        <w:t>月举行，我决定去尝试一下。我觉得数学竞赛是一个值得挑战的领域，既能锻炼思维能力，又能提升解决问题的能力。</w:t>
+      </w:r>
+    </w:p>
+    <w:p>
+      <w:pPr>
+        <w:spacing w:line="360" w:lineRule="auto"/>
+        <w:ind w:firstLineChars="200" w:firstLine="560"/>
+        <w:rPr>
+          <w:rFonts w:ascii="Times New Roman" w:eastAsia="宋体" w:hAnsi="Times New Roman" w:cs="Times New Roman"/>
+          <w:sz w:val="28"/>
+          <w:szCs w:val="28"/>
+        </w:rPr>
+      </w:pPr>
+      <w:r>
+        <w:rPr>
+          <w:rFonts w:ascii="Times New Roman" w:eastAsia="宋体" w:hAnsi="Times New Roman" w:cs="Times New Roman"/>
+          <w:sz w:val="28"/>
+          <w:szCs w:val="28"/>
+        </w:rPr>
+        <w:t>经过一个月的努力，我深刻体会到了量变到质变转化规律的强大力量，以及这一规律在数学竞赛学习中的应用。</w:t>
+      </w:r>
+      <w:r>
+        <w:rPr>
+          <w:rFonts w:ascii="Times New Roman" w:eastAsia="宋体" w:hAnsi="Times New Roman" w:cs="Times New Roman"/>
+          <w:sz w:val="28"/>
+          <w:szCs w:val="28"/>
+        </w:rPr>
+        <w:t>我</w:t>
+      </w:r>
+      <w:r>
+        <w:rPr>
+          <w:rFonts w:ascii="Times New Roman" w:eastAsia="宋体" w:hAnsi="Times New Roman" w:cs="Times New Roman"/>
+          <w:sz w:val="28"/>
+          <w:szCs w:val="28"/>
+        </w:rPr>
+        <w:t>将结合我在学习数学竞赛</w:t>
+      </w:r>
+      <w:r>
+        <w:rPr>
+          <w:rFonts w:ascii="Times New Roman" w:eastAsia="宋体" w:hAnsi="Times New Roman" w:cs="Times New Roman"/>
+          <w:sz w:val="28"/>
+          <w:szCs w:val="28"/>
+        </w:rPr>
+        <w:t>备战</w:t>
+      </w:r>
+      <w:r>
+        <w:rPr>
+          <w:rFonts w:ascii="Times New Roman" w:eastAsia="宋体" w:hAnsi="Times New Roman" w:cs="Times New Roman"/>
+          <w:sz w:val="28"/>
+          <w:szCs w:val="28"/>
+        </w:rPr>
+        <w:t>过程中积累的经验与感悟，探讨这一规律在自我发展中的实际应用。</w:t>
+      </w:r>
+    </w:p>
+    <w:p>
+      <w:pPr>
+        <w:spacing w:line="360" w:lineRule="auto"/>
+        <w:rPr>
+          <w:rFonts w:ascii="Times New Roman" w:eastAsia="宋体" w:hAnsi="Times New Roman" w:cs="Times New Roman"/>
           <w:b/>
           <w:bCs/>
-          <w:sz w:val="24"/>
-          <w:szCs w:val="24"/>
-        </w:rPr>
-        <w:t>网络空间安全学院</w:t>
-      </w:r>
-    </w:p>
-    <w:p>
-      <w:pPr>
-        <w:spacing w:line="360" w:lineRule="auto"/>
-        <w:rPr>
-          <w:rFonts w:ascii="Times New Roman" w:eastAsia="宋体" w:hAnsi="Times New Roman" w:cs="Times New Roman"/>
+          <w:sz w:val="28"/>
+          <w:szCs w:val="28"/>
+        </w:rPr>
+      </w:pPr>
+      <w:r>
+        <w:rPr>
+          <w:rFonts w:ascii="Times New Roman" w:eastAsia="宋体" w:hAnsi="Times New Roman" w:cs="Times New Roman" w:hint="eastAsia"/>
           <w:b/>
           <w:bCs/>
           <w:sz w:val="28"/>
           <w:szCs w:val="28"/>
         </w:rPr>
-      </w:pPr>
-      <w:r>
-        <w:rPr>
-          <w:rFonts w:ascii="Times New Roman" w:eastAsia="宋体" w:hAnsi="Times New Roman" w:cs="Times New Roman" w:hint="eastAsia"/>
+        <w:t>一、量变到质变的辩证关系</w:t>
+      </w:r>
+    </w:p>
+    <w:p>
+      <w:pPr>
+        <w:spacing w:line="360" w:lineRule="auto"/>
+        <w:ind w:firstLineChars="200" w:firstLine="560"/>
+        <w:rPr>
+          <w:rFonts w:ascii="Times New Roman" w:eastAsia="宋体" w:hAnsi="Times New Roman" w:cs="Times New Roman"/>
+          <w:sz w:val="28"/>
+          <w:szCs w:val="28"/>
+        </w:rPr>
+      </w:pPr>
+      <w:r>
+        <w:rPr>
+          <w:rFonts w:ascii="Times New Roman" w:eastAsia="宋体" w:hAnsi="Times New Roman" w:cs="Times New Roman"/>
+          <w:sz w:val="28"/>
+          <w:szCs w:val="28"/>
+        </w:rPr>
+        <w:t>唯物主义辩证法是马克思主义哲学的基础，强调事物的普遍联系</w:t>
+      </w:r>
+      <w:r>
+        <w:rPr>
+          <w:rFonts w:ascii="Times New Roman" w:eastAsia="宋体" w:hAnsi="Times New Roman" w:cs="Times New Roman"/>
+          <w:sz w:val="28"/>
+          <w:szCs w:val="28"/>
+        </w:rPr>
+        <w:lastRenderedPageBreak/>
+        <w:t>与发展变化。其核心观点是事物在发展过程中，量的变化最终会导致质的飞跃。具体而言，量变是指事物数量、程度、规模等方面的变化，而质变则是事物本质的改变。量变与质变的关系密切，二者相互作用、相互影响。</w:t>
+      </w:r>
+    </w:p>
+    <w:p>
+      <w:pPr>
+        <w:spacing w:line="360" w:lineRule="auto"/>
+        <w:ind w:firstLineChars="200" w:firstLine="560"/>
+        <w:rPr>
+          <w:rFonts w:ascii="Times New Roman" w:eastAsia="宋体" w:hAnsi="Times New Roman" w:cs="Times New Roman"/>
+          <w:sz w:val="28"/>
+          <w:szCs w:val="28"/>
+        </w:rPr>
+      </w:pPr>
+      <w:r>
+        <w:rPr>
+          <w:rFonts w:ascii="Times New Roman" w:eastAsia="宋体" w:hAnsi="Times New Roman" w:cs="Times New Roman"/>
+          <w:sz w:val="28"/>
+          <w:szCs w:val="28"/>
+        </w:rPr>
+        <w:t>正如黑格尔所言：</w:t>
+      </w:r>
+      <w:r>
+        <w:rPr>
+          <w:rFonts w:ascii="Times New Roman" w:eastAsia="宋体" w:hAnsi="Times New Roman" w:cs="Times New Roman" w:hint="eastAsia"/>
+          <w:sz w:val="28"/>
+          <w:szCs w:val="28"/>
+        </w:rPr>
+        <w:t>“</w:t>
+      </w:r>
+      <w:r>
+        <w:rPr>
+          <w:rFonts w:ascii="Times New Roman" w:eastAsia="宋体" w:hAnsi="Times New Roman" w:cs="Times New Roman"/>
+          <w:sz w:val="28"/>
+          <w:szCs w:val="28"/>
+        </w:rPr>
+        <w:t>量变是质变的基础。</w:t>
+      </w:r>
+      <w:r>
+        <w:rPr>
+          <w:rFonts w:ascii="Times New Roman" w:eastAsia="宋体" w:hAnsi="Times New Roman" w:cs="Times New Roman" w:hint="eastAsia"/>
+          <w:sz w:val="28"/>
+          <w:szCs w:val="28"/>
+        </w:rPr>
+        <w:t>”</w:t>
+      </w:r>
+      <w:r>
+        <w:rPr>
+          <w:rFonts w:ascii="Times New Roman" w:eastAsia="宋体" w:hAnsi="Times New Roman" w:cs="Times New Roman"/>
+          <w:sz w:val="28"/>
+          <w:szCs w:val="28"/>
+        </w:rPr>
+        <w:t>量变积累到一定程度后，便会引起质的变化。这一理论在多种领域都有应用，例如，在物理学中，温度的逐渐变化会导致水的状态从液态变为气态</w:t>
+      </w:r>
+      <w:r>
+        <w:rPr>
+          <w:rFonts w:ascii="Times New Roman" w:eastAsia="宋体" w:hAnsi="Times New Roman" w:cs="Times New Roman" w:hint="eastAsia"/>
+          <w:sz w:val="28"/>
+          <w:szCs w:val="28"/>
+        </w:rPr>
+        <w:t>。</w:t>
+      </w:r>
+      <w:r>
+        <w:rPr>
+          <w:rFonts w:ascii="Times New Roman" w:eastAsia="宋体" w:hAnsi="Times New Roman" w:cs="Times New Roman"/>
+          <w:sz w:val="28"/>
+          <w:szCs w:val="28"/>
+        </w:rPr>
+        <w:t>在学习过程中，持续的努力会使学习者的理解能力和思维能力发生质的飞跃。</w:t>
+      </w:r>
+      <w:r>
+        <w:rPr>
+          <w:rFonts w:ascii="Times New Roman" w:eastAsia="宋体" w:hAnsi="Times New Roman" w:cs="Times New Roman"/>
+          <w:sz w:val="28"/>
+          <w:szCs w:val="28"/>
+        </w:rPr>
+        <w:t>个人成长中，某种习惯的坚持或某项技能的反复练习也会在量的积累中，促使能力的质变。</w:t>
+      </w:r>
+    </w:p>
+    <w:p>
+      <w:pPr>
+        <w:spacing w:line="360" w:lineRule="auto"/>
+        <w:rPr>
+          <w:rFonts w:ascii="Times New Roman" w:eastAsia="宋体" w:hAnsi="Times New Roman" w:cs="Times New Roman"/>
           <w:b/>
           <w:bCs/>
           <w:sz w:val="28"/>
           <w:szCs w:val="28"/>
         </w:rPr>
-        <w:t>引言</w:t>
-      </w:r>
-    </w:p>
-    <w:p>
-      <w:pPr>
-        <w:spacing w:line="360" w:lineRule="auto"/>
-        <w:ind w:firstLineChars="200" w:firstLine="560"/>
-        <w:rPr>
-          <w:rFonts w:ascii="Times New Roman" w:eastAsia="宋体" w:hAnsi="Times New Roman" w:cs="Times New Roman"/>
-          <w:sz w:val="28"/>
-          <w:szCs w:val="28"/>
-        </w:rPr>
-      </w:pPr>
-      <w:r>
-        <w:rPr>
-          <w:rFonts w:ascii="Times New Roman" w:eastAsia="宋体" w:hAnsi="Times New Roman" w:cs="Times New Roman"/>
-          <w:sz w:val="28"/>
-          <w:szCs w:val="28"/>
-        </w:rPr>
-        <w:t>在现代社会，个人的发展与国家的进步息息相关。党的二十届三中全会的精神强调了改革与创新的重要性，提倡自我发展和自我提高，以适应新时代的需求。作为</w:t>
-      </w:r>
-      <w:r>
-        <w:rPr>
-          <w:rFonts w:ascii="Times New Roman" w:eastAsia="宋体" w:hAnsi="Times New Roman" w:cs="Times New Roman"/>
-          <w:sz w:val="28"/>
-          <w:szCs w:val="28"/>
-        </w:rPr>
-        <w:t>一名大</w:t>
-      </w:r>
-      <w:r>
-        <w:rPr>
-          <w:rFonts w:ascii="Times New Roman" w:eastAsia="宋体" w:hAnsi="Times New Roman" w:cs="Times New Roman"/>
-          <w:sz w:val="28"/>
-          <w:szCs w:val="28"/>
-        </w:rPr>
-        <w:t>学生，我在学习和生活中同样需要不断追求进步，发掘自己的潜能，努力塑造更好的自己。</w:t>
-      </w:r>
-    </w:p>
-    <w:p>
-      <w:pPr>
-        <w:spacing w:line="360" w:lineRule="auto"/>
-        <w:ind w:firstLineChars="200" w:firstLine="560"/>
-        <w:rPr>
-          <w:rFonts w:ascii="Times New Roman" w:eastAsia="宋体" w:hAnsi="Times New Roman" w:cs="Times New Roman"/>
-          <w:sz w:val="28"/>
-          <w:szCs w:val="28"/>
-        </w:rPr>
-      </w:pPr>
-      <w:r>
-        <w:rPr>
-          <w:rFonts w:ascii="Times New Roman" w:eastAsia="宋体" w:hAnsi="Times New Roman" w:cs="Times New Roman"/>
-          <w:sz w:val="28"/>
-          <w:szCs w:val="28"/>
-        </w:rPr>
-        <w:t>唯物主义辩证法认为，事物的发展是通过量变到质变的转化来实现的。这一规律不仅适用于自然界和社会的发展，也深刻影响着个人的成长和自我发展。在学习与自我提升的过程中，选择适合自己的目标尤为重要，在本次</w:t>
-      </w:r>
-      <w:r>
-        <w:rPr>
-          <w:rFonts w:ascii="Times New Roman" w:eastAsia="宋体" w:hAnsi="Times New Roman" w:cs="Times New Roman"/>
-          <w:sz w:val="28"/>
-          <w:szCs w:val="28"/>
-        </w:rPr>
-        <w:t>“</w:t>
-      </w:r>
-      <w:r>
-        <w:rPr>
-          <w:rFonts w:ascii="Times New Roman" w:eastAsia="宋体" w:hAnsi="Times New Roman" w:cs="Times New Roman"/>
-          <w:sz w:val="28"/>
-          <w:szCs w:val="28"/>
-        </w:rPr>
-        <w:t>量变质变转化规律</w:t>
-      </w:r>
-      <w:r>
-        <w:rPr>
-          <w:rFonts w:ascii="Times New Roman" w:eastAsia="宋体" w:hAnsi="Times New Roman" w:cs="Times New Roman"/>
-          <w:sz w:val="28"/>
-          <w:szCs w:val="28"/>
-        </w:rPr>
-        <w:t>”</w:t>
-      </w:r>
-      <w:r>
-        <w:rPr>
-          <w:rFonts w:ascii="Times New Roman" w:eastAsia="宋体" w:hAnsi="Times New Roman" w:cs="Times New Roman"/>
-          <w:sz w:val="28"/>
-          <w:szCs w:val="28"/>
-        </w:rPr>
-        <w:t>实践中，我选择了坚持学习数学竞赛相关知识，通过阅读数学竞赛书籍和观看网课来积累知识和经验。正如</w:t>
-      </w:r>
-      <w:r>
-        <w:rPr>
-          <w:rFonts w:ascii="Times New Roman" w:eastAsia="宋体" w:hAnsi="Times New Roman" w:cs="Times New Roman" w:hint="eastAsia"/>
-          <w:sz w:val="28"/>
-          <w:szCs w:val="28"/>
-        </w:rPr>
-        <w:t>党的二十届三中</w:t>
-      </w:r>
-      <w:r>
-        <w:rPr>
-          <w:rFonts w:ascii="Times New Roman" w:eastAsia="宋体" w:hAnsi="Times New Roman" w:cs="Times New Roman"/>
-          <w:sz w:val="28"/>
-          <w:szCs w:val="28"/>
-        </w:rPr>
-        <w:t>全会精神强调，改革与发展必须立足于自身实际。我从小对数学很感兴趣，一直以来数学成绩优秀卓越。听说大学生数学竞赛</w:t>
-      </w:r>
-      <w:r>
-        <w:rPr>
-          <w:rFonts w:ascii="Times New Roman" w:eastAsia="宋体" w:hAnsi="Times New Roman" w:cs="Times New Roman"/>
-          <w:sz w:val="28"/>
-          <w:szCs w:val="28"/>
-        </w:rPr>
-        <w:t>将</w:t>
-      </w:r>
-      <w:r>
-        <w:rPr>
-          <w:rFonts w:ascii="Times New Roman" w:eastAsia="宋体" w:hAnsi="Times New Roman" w:cs="Times New Roman" w:hint="eastAsia"/>
-          <w:sz w:val="28"/>
-          <w:szCs w:val="28"/>
-        </w:rPr>
-        <w:t>于</w:t>
-      </w:r>
-      <w:r>
-        <w:rPr>
-          <w:rFonts w:ascii="Times New Roman" w:eastAsia="宋体" w:hAnsi="Times New Roman" w:cs="Times New Roman"/>
-          <w:sz w:val="28"/>
-          <w:szCs w:val="28"/>
-        </w:rPr>
-        <w:t>11</w:t>
-      </w:r>
-      <w:r>
-        <w:rPr>
-          <w:rFonts w:ascii="Times New Roman" w:eastAsia="宋体" w:hAnsi="Times New Roman" w:cs="Times New Roman"/>
-          <w:sz w:val="28"/>
-          <w:szCs w:val="28"/>
-        </w:rPr>
-        <w:t>月举行，我决定去尝试一下。我觉得数学竞赛是一个值得挑战的领域，既能锻炼思维能力，又能提升解决问题的能力。</w:t>
-      </w:r>
-    </w:p>
-    <w:p>
-      <w:pPr>
-        <w:spacing w:line="360" w:lineRule="auto"/>
-        <w:ind w:firstLineChars="200" w:firstLine="560"/>
-        <w:rPr>
-          <w:rFonts w:ascii="Times New Roman" w:eastAsia="宋体" w:hAnsi="Times New Roman" w:cs="Times New Roman"/>
-          <w:sz w:val="28"/>
-          <w:szCs w:val="28"/>
-        </w:rPr>
-      </w:pPr>
-      <w:r>
-        <w:rPr>
-          <w:rFonts w:ascii="Times New Roman" w:eastAsia="宋体" w:hAnsi="Times New Roman" w:cs="Times New Roman"/>
-          <w:sz w:val="28"/>
-          <w:szCs w:val="28"/>
-        </w:rPr>
-        <w:t>经过一个月的努力，我深刻体会到了量变到质变转化规律的强大力量，以及这一规律在数学竞赛学习中的应用。</w:t>
-      </w:r>
-      <w:r>
-        <w:rPr>
-          <w:rFonts w:ascii="Times New Roman" w:eastAsia="宋体" w:hAnsi="Times New Roman" w:cs="Times New Roman"/>
-          <w:sz w:val="28"/>
-          <w:szCs w:val="28"/>
-        </w:rPr>
-        <w:t>我</w:t>
-      </w:r>
-      <w:r>
-        <w:rPr>
-          <w:rFonts w:ascii="Times New Roman" w:eastAsia="宋体" w:hAnsi="Times New Roman" w:cs="Times New Roman"/>
-          <w:sz w:val="28"/>
-          <w:szCs w:val="28"/>
-        </w:rPr>
-        <w:t>将结合我在学习数学竞赛</w:t>
-      </w:r>
-      <w:r>
-        <w:rPr>
-          <w:rFonts w:ascii="Times New Roman" w:eastAsia="宋体" w:hAnsi="Times New Roman" w:cs="Times New Roman"/>
-          <w:sz w:val="28"/>
-          <w:szCs w:val="28"/>
-        </w:rPr>
-        <w:t>备战</w:t>
-      </w:r>
-      <w:r>
-        <w:rPr>
-          <w:rFonts w:ascii="Times New Roman" w:eastAsia="宋体" w:hAnsi="Times New Roman" w:cs="Times New Roman"/>
-          <w:sz w:val="28"/>
-          <w:szCs w:val="28"/>
-        </w:rPr>
-        <w:t>过程中积累的经验与感悟，探讨这一规律在自我发展中的实际应用。</w:t>
-      </w:r>
-    </w:p>
-    <w:p>
-      <w:pPr>
-        <w:spacing w:line="360" w:lineRule="auto"/>
-        <w:rPr>
-          <w:rFonts w:ascii="Times New Roman" w:eastAsia="宋体" w:hAnsi="Times New Roman" w:cs="Times New Roman"/>
+      </w:pPr>
+      <w:r>
+        <w:rPr>
+          <w:rFonts w:ascii="Times New Roman" w:eastAsia="宋体" w:hAnsi="Times New Roman" w:cs="Times New Roman" w:hint="eastAsia"/>
           <w:b/>
           <w:bCs/>
           <w:sz w:val="28"/>
           <w:szCs w:val="28"/>
         </w:rPr>
-      </w:pPr>
-      <w:r>
-        <w:rPr>
-          <w:rFonts w:ascii="Times New Roman" w:eastAsia="宋体" w:hAnsi="Times New Roman" w:cs="Times New Roman" w:hint="eastAsia"/>
+        <w:t>二、体验规律：学习数学竞赛</w:t>
+      </w:r>
+    </w:p>
+    <w:p>
+      <w:pPr>
+        <w:spacing w:line="360" w:lineRule="auto"/>
+        <w:ind w:firstLineChars="200" w:firstLine="560"/>
+        <w:rPr>
+          <w:rFonts w:ascii="Times New Roman" w:eastAsia="宋体" w:hAnsi="Times New Roman" w:cs="Times New Roman"/>
+          <w:sz w:val="28"/>
+          <w:szCs w:val="28"/>
+        </w:rPr>
+      </w:pPr>
+      <w:r>
+        <w:rPr>
+          <w:rFonts w:ascii="Times New Roman" w:eastAsia="宋体" w:hAnsi="Times New Roman" w:cs="Times New Roman"/>
+          <w:sz w:val="28"/>
+          <w:szCs w:val="28"/>
+        </w:rPr>
+        <w:t>我首先明确了目标：通过一个月的时间，系统学习数学竞赛的基础知识，提升解题能力。为此，我制定了详细的学习计划，第一周学习数学竞赛的基础知识，包括</w:t>
+      </w:r>
+      <w:r>
+        <w:rPr>
+          <w:rFonts w:ascii="Times New Roman" w:eastAsia="宋体" w:hAnsi="Times New Roman" w:cs="Times New Roman" w:hint="eastAsia"/>
+          <w:sz w:val="28"/>
+          <w:szCs w:val="28"/>
+        </w:rPr>
+        <w:t>无穷级数、多重积分</w:t>
+      </w:r>
+      <w:r>
+        <w:rPr>
+          <w:rFonts w:ascii="Times New Roman" w:eastAsia="宋体" w:hAnsi="Times New Roman" w:cs="Times New Roman"/>
+          <w:sz w:val="28"/>
+          <w:szCs w:val="28"/>
+        </w:rPr>
+        <w:t>等内容</w:t>
+      </w:r>
+      <w:r>
+        <w:rPr>
+          <w:rFonts w:ascii="Times New Roman" w:eastAsia="宋体" w:hAnsi="Times New Roman" w:cs="Times New Roman" w:hint="eastAsia"/>
+          <w:sz w:val="28"/>
+          <w:szCs w:val="28"/>
+        </w:rPr>
+        <w:t>，</w:t>
+      </w:r>
+      <w:r>
+        <w:rPr>
+          <w:rFonts w:ascii="Times New Roman" w:eastAsia="宋体" w:hAnsi="Times New Roman" w:cs="Times New Roman"/>
+          <w:sz w:val="28"/>
+          <w:szCs w:val="28"/>
+        </w:rPr>
+        <w:t>选择合适的参考书籍</w:t>
+      </w:r>
+      <w:r>
+        <w:rPr>
+          <w:rFonts w:ascii="Times New Roman" w:eastAsia="宋体" w:hAnsi="Times New Roman" w:cs="Times New Roman" w:hint="eastAsia"/>
+          <w:sz w:val="28"/>
+          <w:szCs w:val="28"/>
+        </w:rPr>
+        <w:t>学习</w:t>
+      </w:r>
+      <w:r>
+        <w:rPr>
+          <w:rFonts w:ascii="Times New Roman" w:eastAsia="宋体" w:hAnsi="Times New Roman" w:cs="Times New Roman"/>
+          <w:sz w:val="28"/>
+          <w:szCs w:val="28"/>
+        </w:rPr>
+        <w:t>。第二周深入理解所学知识，观看相关网课，学习解题思路和技巧。第三周开始做题，重点关注自己薄弱的部分，通过题目加深对知识的理解。第四周进行总结，回顾所学内容，强化记忆。</w:t>
+      </w:r>
+    </w:p>
+    <w:p>
+      <w:pPr>
+        <w:spacing w:line="360" w:lineRule="auto"/>
+        <w:ind w:firstLineChars="200" w:firstLine="560"/>
+        <w:rPr>
+          <w:rFonts w:ascii="Times New Roman" w:eastAsia="宋体" w:hAnsi="Times New Roman" w:cs="Times New Roman"/>
+          <w:sz w:val="28"/>
+          <w:szCs w:val="28"/>
+        </w:rPr>
+      </w:pPr>
+      <w:r>
+        <w:rPr>
+          <w:rFonts w:ascii="Times New Roman" w:eastAsia="宋体" w:hAnsi="Times New Roman" w:cs="Times New Roman"/>
+          <w:sz w:val="28"/>
+          <w:szCs w:val="28"/>
+        </w:rPr>
+        <w:t>刚开始，我选择了</w:t>
+      </w:r>
+      <w:r>
+        <w:rPr>
+          <w:rFonts w:ascii="Times New Roman" w:eastAsia="宋体" w:hAnsi="Times New Roman" w:cs="Times New Roman" w:hint="eastAsia"/>
+          <w:sz w:val="28"/>
+          <w:szCs w:val="28"/>
+        </w:rPr>
+        <w:t>余志坤</w:t>
+      </w:r>
+      <w:r>
+        <w:rPr>
+          <w:rFonts w:ascii="Times New Roman" w:eastAsia="宋体" w:hAnsi="Times New Roman" w:cs="Times New Roman"/>
+          <w:sz w:val="28"/>
+          <w:szCs w:val="28"/>
+        </w:rPr>
+        <w:t>《</w:t>
+      </w:r>
+      <w:r>
+        <w:rPr>
+          <w:rFonts w:ascii="Times New Roman" w:eastAsia="宋体" w:hAnsi="Times New Roman" w:cs="Times New Roman" w:hint="eastAsia"/>
+          <w:sz w:val="28"/>
+          <w:szCs w:val="28"/>
+        </w:rPr>
+        <w:t>全国大学生数学竞赛解析教程</w:t>
+      </w:r>
+      <w:r>
+        <w:rPr>
+          <w:rFonts w:ascii="Times New Roman" w:eastAsia="宋体" w:hAnsi="Times New Roman" w:cs="Times New Roman"/>
+          <w:sz w:val="28"/>
+          <w:szCs w:val="28"/>
+        </w:rPr>
+        <w:t>》一书作为学习材料。这本书系统地介绍了数学竞赛的基础知识，包括数论、几何、代数、组合数学等</w:t>
+      </w:r>
+      <w:r>
+        <w:rPr>
+          <w:rFonts w:ascii="Times New Roman" w:eastAsia="宋体" w:hAnsi="Times New Roman" w:cs="Times New Roman" w:hint="eastAsia"/>
+          <w:sz w:val="28"/>
+          <w:szCs w:val="28"/>
+        </w:rPr>
+        <w:t>，还包含历年真题。</w:t>
+      </w:r>
+      <w:r>
+        <w:rPr>
+          <w:rFonts w:ascii="Times New Roman" w:eastAsia="宋体" w:hAnsi="Times New Roman" w:cs="Times New Roman"/>
+          <w:sz w:val="28"/>
+          <w:szCs w:val="28"/>
+        </w:rPr>
+        <w:t>然而，数学竞赛的题目难度远超常规课堂学习，常常让我感到十分吃力。面对难题，我坚持每天花费大量时间钻研，并记录下不懂的问题和解题过程中的思路。</w:t>
+      </w:r>
+    </w:p>
+    <w:p>
+      <w:pPr>
+        <w:spacing w:line="360" w:lineRule="auto"/>
+        <w:ind w:firstLineChars="200" w:firstLine="560"/>
+        <w:rPr>
+          <w:rFonts w:ascii="Times New Roman" w:eastAsia="宋体" w:hAnsi="Times New Roman" w:cs="Times New Roman"/>
+          <w:sz w:val="28"/>
+          <w:szCs w:val="28"/>
+        </w:rPr>
+      </w:pPr>
+      <w:r>
+        <w:rPr>
+          <w:rFonts w:ascii="Times New Roman" w:eastAsia="宋体" w:hAnsi="Times New Roman" w:cs="Times New Roman"/>
+          <w:sz w:val="28"/>
+          <w:szCs w:val="28"/>
+        </w:rPr>
+        <w:lastRenderedPageBreak/>
+        <w:t>除了阅读书籍，我还观看了多个数学竞赛的网课。这些网课不仅涵盖了竞赛的各个方面，还提供了大量的例题和解题思路。通过观看网课，我逐渐掌握了更多的解题技巧，对竞赛题目有了更深入的理解。我还不断找理学院老师探讨问题，寻求解题步骤。</w:t>
+      </w:r>
+    </w:p>
+    <w:p>
+      <w:pPr>
+        <w:spacing w:line="360" w:lineRule="auto"/>
+        <w:ind w:firstLineChars="200" w:firstLine="560"/>
+        <w:rPr>
+          <w:rFonts w:ascii="Times New Roman" w:eastAsia="宋体" w:hAnsi="Times New Roman" w:cs="Times New Roman"/>
+          <w:sz w:val="28"/>
+          <w:szCs w:val="28"/>
+        </w:rPr>
+      </w:pPr>
+      <w:r>
+        <w:rPr>
+          <w:rFonts w:ascii="Times New Roman" w:eastAsia="宋体" w:hAnsi="Times New Roman" w:cs="Times New Roman"/>
+          <w:sz w:val="28"/>
+          <w:szCs w:val="28"/>
+        </w:rPr>
+        <w:t>在这一个月里，我每天都按照计划进行学习，坚持不懈。即使遇到困难和挫折，我也从未放弃。通过不断的积累，我发现自己在解决一些基础题目时已经越来越得心应手。</w:t>
+      </w:r>
+    </w:p>
+    <w:p>
+      <w:pPr>
+        <w:spacing w:line="360" w:lineRule="auto"/>
+        <w:rPr>
+          <w:rFonts w:ascii="Times New Roman" w:eastAsia="宋体" w:hAnsi="Times New Roman" w:cs="Times New Roman"/>
           <w:b/>
           <w:bCs/>
           <w:sz w:val="28"/>
           <w:szCs w:val="28"/>
         </w:rPr>
-        <w:t>一、量变到质变的辩证关系</w:t>
-      </w:r>
-    </w:p>
-    <w:p>
-      <w:pPr>
-        <w:spacing w:line="360" w:lineRule="auto"/>
-        <w:ind w:firstLineChars="200" w:firstLine="560"/>
-        <w:rPr>
-          <w:rFonts w:ascii="Times New Roman" w:eastAsia="宋体" w:hAnsi="Times New Roman" w:cs="Times New Roman"/>
-          <w:sz w:val="28"/>
-          <w:szCs w:val="28"/>
-        </w:rPr>
-      </w:pPr>
-      <w:r>
-        <w:rPr>
-          <w:rFonts w:ascii="Times New Roman" w:eastAsia="宋体" w:hAnsi="Times New Roman" w:cs="Times New Roman"/>
-          <w:sz w:val="28"/>
-          <w:szCs w:val="28"/>
-        </w:rPr>
-        <w:lastRenderedPageBreak/>
-        <w:t>唯物主义辩证法是马克思主义哲学的基础，强调事物的普遍联系与发展变化。其核心观点是事物在发展过程中，量的变化最终会导致质的飞跃。具体而言，量变是指事物数量、程度、规模等方面的变化，而质变则是事物本质的改变。量变与质变的关系密切，二者相互作用、相互影响。</w:t>
-      </w:r>
-    </w:p>
-    <w:p>
-      <w:pPr>
-        <w:spacing w:line="360" w:lineRule="auto"/>
-        <w:ind w:firstLineChars="200" w:firstLine="560"/>
-        <w:rPr>
-          <w:rFonts w:ascii="Times New Roman" w:eastAsia="宋体" w:hAnsi="Times New Roman" w:cs="Times New Roman"/>
-          <w:sz w:val="28"/>
-          <w:szCs w:val="28"/>
-        </w:rPr>
-      </w:pPr>
-      <w:r>
-        <w:rPr>
-          <w:rFonts w:ascii="Times New Roman" w:eastAsia="宋体" w:hAnsi="Times New Roman" w:cs="Times New Roman"/>
-          <w:sz w:val="28"/>
-          <w:szCs w:val="28"/>
-        </w:rPr>
-        <w:t>正如黑格尔所言：</w:t>
-      </w:r>
-      <w:r>
-        <w:rPr>
-          <w:rFonts w:ascii="Times New Roman" w:eastAsia="宋体" w:hAnsi="Times New Roman" w:cs="Times New Roman" w:hint="eastAsia"/>
-          <w:sz w:val="28"/>
-          <w:szCs w:val="28"/>
-        </w:rPr>
-        <w:t>“</w:t>
-      </w:r>
-      <w:r>
-        <w:rPr>
-          <w:rFonts w:ascii="Times New Roman" w:eastAsia="宋体" w:hAnsi="Times New Roman" w:cs="Times New Roman"/>
-          <w:sz w:val="28"/>
-          <w:szCs w:val="28"/>
-        </w:rPr>
-        <w:t>量变是质变的基础。</w:t>
-      </w:r>
-      <w:r>
-        <w:rPr>
-          <w:rFonts w:ascii="Times New Roman" w:eastAsia="宋体" w:hAnsi="Times New Roman" w:cs="Times New Roman" w:hint="eastAsia"/>
-          <w:sz w:val="28"/>
-          <w:szCs w:val="28"/>
-        </w:rPr>
-        <w:t>”</w:t>
-      </w:r>
-      <w:r>
-        <w:rPr>
-          <w:rFonts w:ascii="Times New Roman" w:eastAsia="宋体" w:hAnsi="Times New Roman" w:cs="Times New Roman"/>
-          <w:sz w:val="28"/>
-          <w:szCs w:val="28"/>
-        </w:rPr>
-        <w:t>量变积累到一定程度后，便会引起质的变化。这一理论在多种领域都有应用，例如，在物理学中，温度的逐渐变化会导致水的状态从液态变为气态</w:t>
-      </w:r>
-      <w:r>
-        <w:rPr>
-          <w:rFonts w:ascii="Times New Roman" w:eastAsia="宋体" w:hAnsi="Times New Roman" w:cs="Times New Roman" w:hint="eastAsia"/>
-          <w:sz w:val="28"/>
-          <w:szCs w:val="28"/>
-        </w:rPr>
-        <w:t>。</w:t>
-      </w:r>
-      <w:r>
-        <w:rPr>
-          <w:rFonts w:ascii="Times New Roman" w:eastAsia="宋体" w:hAnsi="Times New Roman" w:cs="Times New Roman"/>
-          <w:sz w:val="28"/>
-          <w:szCs w:val="28"/>
-        </w:rPr>
-        <w:t>在学习过程中，持续的努力会使学习者的理解能力和思维能力发生质的飞跃。</w:t>
-      </w:r>
-      <w:r>
-        <w:rPr>
-          <w:rFonts w:ascii="Times New Roman" w:eastAsia="宋体" w:hAnsi="Times New Roman" w:cs="Times New Roman"/>
-          <w:sz w:val="28"/>
-          <w:szCs w:val="28"/>
-        </w:rPr>
-        <w:t>个人成长中，某种习惯的坚持或某项技能的反复练习也会在量的积累中，促使能力的质变。</w:t>
-      </w:r>
-    </w:p>
-    <w:p>
-      <w:pPr>
-        <w:spacing w:line="360" w:lineRule="auto"/>
-        <w:rPr>
-          <w:rFonts w:ascii="Times New Roman" w:eastAsia="宋体" w:hAnsi="Times New Roman" w:cs="Times New Roman"/>
+      </w:pPr>
+      <w:r>
+        <w:rPr>
+          <w:rFonts w:ascii="Times New Roman" w:eastAsia="宋体" w:hAnsi="Times New Roman" w:cs="Times New Roman" w:hint="eastAsia"/>
           <w:b/>
           <w:bCs/>
           <w:sz w:val="28"/>
           <w:szCs w:val="28"/>
         </w:rPr>
-      </w:pPr>
-      <w:r>
-        <w:rPr>
-          <w:rFonts w:ascii="Times New Roman" w:eastAsia="宋体" w:hAnsi="Times New Roman" w:cs="Times New Roman" w:hint="eastAsia"/>
+        <w:t>三、陷入困境，持续坚持</w:t>
+      </w:r>
+    </w:p>
+    <w:p>
+      <w:pPr>
+        <w:spacing w:line="360" w:lineRule="auto"/>
+        <w:ind w:firstLineChars="200" w:firstLine="560"/>
+        <w:rPr>
+          <w:rFonts w:ascii="Times New Roman" w:eastAsia="宋体" w:hAnsi="Times New Roman" w:cs="Times New Roman"/>
+          <w:sz w:val="28"/>
+          <w:szCs w:val="28"/>
+        </w:rPr>
+      </w:pPr>
+      <w:r>
+        <w:rPr>
+          <w:rFonts w:ascii="Times New Roman" w:eastAsia="宋体" w:hAnsi="Times New Roman" w:cs="Times New Roman"/>
+          <w:sz w:val="28"/>
+          <w:szCs w:val="28"/>
+        </w:rPr>
+        <w:t>经过一段时间的积累，我发现自己在面对一些中等难度的题目时仍然感到力不从心。无论我如何努力，似乎都无法取得明显的进步。这时，我陷入了困惑和迷茫，开始怀疑自己是否适合学习数学竞赛。</w:t>
+      </w:r>
+    </w:p>
+    <w:p>
+      <w:pPr>
+        <w:spacing w:line="360" w:lineRule="auto"/>
+        <w:ind w:firstLineChars="200" w:firstLine="560"/>
+        <w:rPr>
+          <w:rFonts w:ascii="Times New Roman" w:eastAsia="宋体" w:hAnsi="Times New Roman" w:cs="Times New Roman"/>
+          <w:sz w:val="28"/>
+          <w:szCs w:val="28"/>
+        </w:rPr>
+      </w:pPr>
+      <w:r>
+        <w:rPr>
+          <w:rFonts w:ascii="Times New Roman" w:eastAsia="宋体" w:hAnsi="Times New Roman" w:cs="Times New Roman" w:hint="eastAsia"/>
+          <w:sz w:val="28"/>
+          <w:szCs w:val="28"/>
+        </w:rPr>
+        <w:t>然而</w:t>
+      </w:r>
+      <w:r>
+        <w:rPr>
+          <w:rFonts w:ascii="Times New Roman" w:eastAsia="宋体" w:hAnsi="Times New Roman" w:cs="Times New Roman"/>
+          <w:sz w:val="28"/>
+          <w:szCs w:val="28"/>
+        </w:rPr>
+        <w:t>面对困境，我没有选择放弃，而是进行了深刻的反思和总结。我意识到，自己的问题可能在于缺乏系统的解题思路和有效的学习方法。于是，我开始尝试调整学习策略，注重总结解题规律和方法，而不是盲目地刷题。在反思的同时，我也积极寻求帮助。我加入了数学竞赛的学习交流群，与其他热爱数学的同学一起讨论问题、分享心得。通过与他们的交流，我不仅学到了很多新的解题技巧，还收获了信心和动力。</w:t>
+      </w:r>
+    </w:p>
+    <w:p>
+      <w:pPr>
+        <w:spacing w:line="360" w:lineRule="auto"/>
+        <w:ind w:firstLineChars="200" w:firstLine="560"/>
+        <w:rPr>
+          <w:rFonts w:ascii="Times New Roman" w:eastAsia="宋体" w:hAnsi="Times New Roman" w:cs="Times New Roman"/>
+          <w:sz w:val="28"/>
+          <w:szCs w:val="28"/>
+        </w:rPr>
+      </w:pPr>
+      <w:r>
+        <w:rPr>
+          <w:rFonts w:ascii="Times New Roman" w:eastAsia="宋体" w:hAnsi="Times New Roman" w:cs="Times New Roman"/>
+          <w:sz w:val="28"/>
+          <w:szCs w:val="28"/>
+        </w:rPr>
+        <w:t>经过一段时间的努力和调整，我终于突破了瓶颈。在解决一些中等难度的题目时，我开始能够迅速找到解题思路，并准确计算出答案。这一突破让我信心大增，也更加坚定了我在数学竞赛这条路上继续走下去的决心。</w:t>
+      </w:r>
+    </w:p>
+    <w:p>
+      <w:pPr>
+        <w:spacing w:line="360" w:lineRule="auto"/>
+        <w:rPr>
+          <w:rFonts w:ascii="Times New Roman" w:eastAsia="宋体" w:hAnsi="Times New Roman" w:cs="Times New Roman"/>
           <w:b/>
           <w:bCs/>
           <w:sz w:val="28"/>
           <w:szCs w:val="28"/>
         </w:rPr>
-        <w:t>二、体验规律：学习数学竞赛</w:t>
-      </w:r>
-    </w:p>
-    <w:p>
-      <w:pPr>
-        <w:spacing w:line="360" w:lineRule="auto"/>
-        <w:ind w:firstLineChars="200" w:firstLine="560"/>
-        <w:rPr>
-          <w:rFonts w:ascii="Times New Roman" w:eastAsia="宋体" w:hAnsi="Times New Roman" w:cs="Times New Roman"/>
-          <w:sz w:val="28"/>
-          <w:szCs w:val="28"/>
-        </w:rPr>
-      </w:pPr>
-      <w:r>
-        <w:rPr>
-          <w:rFonts w:ascii="Times New Roman" w:eastAsia="宋体" w:hAnsi="Times New Roman" w:cs="Times New Roman"/>
-          <w:sz w:val="28"/>
-          <w:szCs w:val="28"/>
-        </w:rPr>
-        <w:t>我首先明确了目标：通过一个月的时间，系统学习数学竞赛的基础知识，提升解题能力。为此，我制定了详细的学习计划，第一周学习数学竞赛的基础知识，包括</w:t>
-      </w:r>
-      <w:r>
-        <w:rPr>
-          <w:rFonts w:ascii="Times New Roman" w:eastAsia="宋体" w:hAnsi="Times New Roman" w:cs="Times New Roman" w:hint="eastAsia"/>
-          <w:sz w:val="28"/>
-          <w:szCs w:val="28"/>
-        </w:rPr>
-        <w:t>无穷级数、多重积分</w:t>
-      </w:r>
-      <w:r>
-        <w:rPr>
-          <w:rFonts w:ascii="Times New Roman" w:eastAsia="宋体" w:hAnsi="Times New Roman" w:cs="Times New Roman"/>
-          <w:sz w:val="28"/>
-          <w:szCs w:val="28"/>
-        </w:rPr>
-        <w:t>等内容</w:t>
-      </w:r>
-      <w:r>
-        <w:rPr>
-          <w:rFonts w:ascii="Times New Roman" w:eastAsia="宋体" w:hAnsi="Times New Roman" w:cs="Times New Roman" w:hint="eastAsia"/>
-          <w:sz w:val="28"/>
-          <w:szCs w:val="28"/>
-        </w:rPr>
-        <w:t>，</w:t>
-      </w:r>
-      <w:r>
-        <w:rPr>
-          <w:rFonts w:ascii="Times New Roman" w:eastAsia="宋体" w:hAnsi="Times New Roman" w:cs="Times New Roman"/>
-          <w:sz w:val="28"/>
-          <w:szCs w:val="28"/>
-        </w:rPr>
-        <w:t>选择合适的参考书籍</w:t>
-      </w:r>
-      <w:r>
-        <w:rPr>
-          <w:rFonts w:ascii="Times New Roman" w:eastAsia="宋体" w:hAnsi="Times New Roman" w:cs="Times New Roman" w:hint="eastAsia"/>
-          <w:sz w:val="28"/>
-          <w:szCs w:val="28"/>
-        </w:rPr>
-        <w:t>学习</w:t>
-      </w:r>
-      <w:r>
-        <w:rPr>
-          <w:rFonts w:ascii="Times New Roman" w:eastAsia="宋体" w:hAnsi="Times New Roman" w:cs="Times New Roman"/>
-          <w:sz w:val="28"/>
-          <w:szCs w:val="28"/>
-        </w:rPr>
-        <w:t>。第二周深入理解所学知识，观看相关网课，学习解题思路和技巧。第三周开始做题，重点关注自己薄弱的部分，通过题目加深对知识的理解。第四周进行总结，回顾所学内容，强化记忆。</w:t>
-      </w:r>
-    </w:p>
-    <w:p>
-      <w:pPr>
-        <w:spacing w:line="360" w:lineRule="auto"/>
-        <w:ind w:firstLineChars="200" w:firstLine="560"/>
-        <w:rPr>
-          <w:rFonts w:ascii="Times New Roman" w:eastAsia="宋体" w:hAnsi="Times New Roman" w:cs="Times New Roman"/>
-          <w:sz w:val="28"/>
-          <w:szCs w:val="28"/>
-        </w:rPr>
-      </w:pPr>
-      <w:r>
-        <w:rPr>
-          <w:rFonts w:ascii="Times New Roman" w:eastAsia="宋体" w:hAnsi="Times New Roman" w:cs="Times New Roman"/>
-          <w:sz w:val="28"/>
-          <w:szCs w:val="28"/>
-        </w:rPr>
-        <w:t>刚开始，我选择了</w:t>
-      </w:r>
-      <w:r>
-        <w:rPr>
-          <w:rFonts w:ascii="Times New Roman" w:eastAsia="宋体" w:hAnsi="Times New Roman" w:cs="Times New Roman" w:hint="eastAsia"/>
-          <w:sz w:val="28"/>
-          <w:szCs w:val="28"/>
-        </w:rPr>
-        <w:t>余志坤</w:t>
-      </w:r>
-      <w:r>
-        <w:rPr>
-          <w:rFonts w:ascii="Times New Roman" w:eastAsia="宋体" w:hAnsi="Times New Roman" w:cs="Times New Roman"/>
-          <w:sz w:val="28"/>
-          <w:szCs w:val="28"/>
-        </w:rPr>
-        <w:t>《</w:t>
-      </w:r>
-      <w:r>
-        <w:rPr>
-          <w:rFonts w:ascii="Times New Roman" w:eastAsia="宋体" w:hAnsi="Times New Roman" w:cs="Times New Roman" w:hint="eastAsia"/>
-          <w:sz w:val="28"/>
-          <w:szCs w:val="28"/>
-        </w:rPr>
-        <w:t>全国大学生数学竞赛解析教程</w:t>
-      </w:r>
-      <w:r>
-        <w:rPr>
-          <w:rFonts w:ascii="Times New Roman" w:eastAsia="宋体" w:hAnsi="Times New Roman" w:cs="Times New Roman"/>
-          <w:sz w:val="28"/>
-          <w:szCs w:val="28"/>
-        </w:rPr>
-        <w:t>》一书作为学习材料。这本书系统地介绍了数学竞赛的基础知识，包括数论、几何、代数、组合数学等</w:t>
-      </w:r>
-      <w:r>
-        <w:rPr>
-          <w:rFonts w:ascii="Times New Roman" w:eastAsia="宋体" w:hAnsi="Times New Roman" w:cs="Times New Roman" w:hint="eastAsia"/>
-          <w:sz w:val="28"/>
-          <w:szCs w:val="28"/>
-        </w:rPr>
-        <w:t>，还包含历年真题。</w:t>
-      </w:r>
-      <w:r>
-        <w:rPr>
-          <w:rFonts w:ascii="Times New Roman" w:eastAsia="宋体" w:hAnsi="Times New Roman" w:cs="Times New Roman"/>
-          <w:sz w:val="28"/>
-          <w:szCs w:val="28"/>
-        </w:rPr>
-        <w:t>然而，数学竞赛的题目难度远超常规课堂学习，常常让我感到十分吃力。面对难题，我坚持</w:t>
-      </w:r>
-      <w:r>
-        <w:rPr>
-          <w:rFonts w:ascii="Times New Roman" w:eastAsia="宋体" w:hAnsi="Times New Roman" w:cs="Times New Roman"/>
-          <w:sz w:val="28"/>
-          <w:szCs w:val="28"/>
-        </w:rPr>
-        <w:lastRenderedPageBreak/>
-        <w:t>每天花费大量时间钻研，并记录下不懂的问题和解题过程中的思路。</w:t>
-      </w:r>
-    </w:p>
-    <w:p>
-      <w:pPr>
-        <w:spacing w:line="360" w:lineRule="auto"/>
-        <w:ind w:firstLineChars="200" w:firstLine="560"/>
-        <w:rPr>
-          <w:rFonts w:ascii="Times New Roman" w:eastAsia="宋体" w:hAnsi="Times New Roman" w:cs="Times New Roman"/>
-          <w:sz w:val="28"/>
-          <w:szCs w:val="28"/>
-        </w:rPr>
-      </w:pPr>
-      <w:r>
-        <w:rPr>
-          <w:rFonts w:ascii="Times New Roman" w:eastAsia="宋体" w:hAnsi="Times New Roman" w:cs="Times New Roman"/>
-          <w:sz w:val="28"/>
-          <w:szCs w:val="28"/>
-        </w:rPr>
-        <w:t>除了阅读书籍，我还观看了多个数学竞赛的网课。这些网课不仅涵盖了竞赛的各个方面，还提供了大量的例题和解题思路。通过观看网课，我逐渐掌握了更多的解题技巧，对竞赛题目有了更深入的理解。我还不断找理学院老师探讨问题，寻求解题步骤。</w:t>
-      </w:r>
-    </w:p>
-    <w:p>
-      <w:pPr>
-        <w:spacing w:line="360" w:lineRule="auto"/>
-        <w:ind w:firstLineChars="200" w:firstLine="560"/>
-        <w:rPr>
-          <w:rFonts w:ascii="Times New Roman" w:eastAsia="宋体" w:hAnsi="Times New Roman" w:cs="Times New Roman"/>
-          <w:sz w:val="28"/>
-          <w:szCs w:val="28"/>
-        </w:rPr>
-      </w:pPr>
-      <w:r>
-        <w:rPr>
-          <w:rFonts w:ascii="Times New Roman" w:eastAsia="宋体" w:hAnsi="Times New Roman" w:cs="Times New Roman"/>
-          <w:sz w:val="28"/>
-          <w:szCs w:val="28"/>
-        </w:rPr>
-        <w:t>在这一个月里，我每天都按照计划进行学习，坚持不懈。即使遇到困难和挫折，我也从未放弃。通过不断的积累，我发现自己在解决一些基础题目时已经越来越得心应手。</w:t>
-      </w:r>
-    </w:p>
-    <w:p>
-      <w:pPr>
-        <w:spacing w:line="360" w:lineRule="auto"/>
-        <w:rPr>
-          <w:rFonts w:ascii="Times New Roman" w:eastAsia="宋体" w:hAnsi="Times New Roman" w:cs="Times New Roman"/>
+      </w:pPr>
+      <w:r>
+        <w:rPr>
+          <w:rFonts w:ascii="Times New Roman" w:eastAsia="宋体" w:hAnsi="Times New Roman" w:cs="Times New Roman" w:hint="eastAsia"/>
           <w:b/>
           <w:bCs/>
           <w:sz w:val="28"/>
           <w:szCs w:val="28"/>
         </w:rPr>
-      </w:pPr>
+        <w:lastRenderedPageBreak/>
+        <w:t>四、</w:t>
+      </w:r>
       <w:r>
         <w:rPr>
           <w:rFonts w:ascii="Times New Roman" w:eastAsia="宋体" w:hAnsi="Times New Roman" w:cs="Times New Roman" w:hint="eastAsia"/>
@@ -614,122 +669,16 @@
           <w:sz w:val="28"/>
           <w:szCs w:val="28"/>
         </w:rPr>
-        <w:t>三、陷入困境，持续坚持</w:t>
-      </w:r>
-    </w:p>
-    <w:p>
-      <w:pPr>
-        <w:spacing w:line="360" w:lineRule="auto"/>
-        <w:ind w:firstLineChars="200" w:firstLine="560"/>
-        <w:rPr>
-          <w:rFonts w:ascii="Times New Roman" w:eastAsia="宋体" w:hAnsi="Times New Roman" w:cs="Times New Roman"/>
-          <w:sz w:val="28"/>
-          <w:szCs w:val="28"/>
-        </w:rPr>
-      </w:pPr>
-      <w:r>
-        <w:rPr>
-          <w:rFonts w:ascii="Times New Roman" w:eastAsia="宋体" w:hAnsi="Times New Roman" w:cs="Times New Roman"/>
-          <w:sz w:val="28"/>
-          <w:szCs w:val="28"/>
-        </w:rPr>
-        <w:t>经过一段时间的积累，我发现自己在面对一些中等难度的题目时仍然感到力不从心。无论我如何努力，似乎都无法取得明显的进步。这时，我陷入了困惑和迷茫，开始怀疑自己是否适合学习数学竞赛。</w:t>
-      </w:r>
-    </w:p>
-    <w:p>
-      <w:pPr>
-        <w:spacing w:line="360" w:lineRule="auto"/>
-        <w:ind w:firstLineChars="200" w:firstLine="560"/>
-        <w:rPr>
-          <w:rFonts w:ascii="Times New Roman" w:eastAsia="宋体" w:hAnsi="Times New Roman" w:cs="Times New Roman"/>
-          <w:sz w:val="28"/>
-          <w:szCs w:val="28"/>
-        </w:rPr>
-      </w:pPr>
-      <w:r>
-        <w:rPr>
-          <w:rFonts w:ascii="Times New Roman" w:eastAsia="宋体" w:hAnsi="Times New Roman" w:cs="Times New Roman" w:hint="eastAsia"/>
-          <w:sz w:val="28"/>
-          <w:szCs w:val="28"/>
-        </w:rPr>
-        <w:t>然而</w:t>
-      </w:r>
-      <w:r>
-        <w:rPr>
-          <w:rFonts w:ascii="Times New Roman" w:eastAsia="宋体" w:hAnsi="Times New Roman" w:cs="Times New Roman"/>
-          <w:sz w:val="28"/>
-          <w:szCs w:val="28"/>
-        </w:rPr>
-        <w:t>面对困境，我没有选择放弃，而是进行了深刻的反思和总结。我意识到，自己的问题可能在于缺乏系统的解题思路和有效的学习方法。于是，我开始尝试调整学习策略，注重总结解题规律和方法，而不是盲目地刷题。在反思的同时，我也积极寻求帮助。我加入了数学竞赛的学习交流群，与其他热爱数学的同学一起讨论问题、分享心得。通过与他们的交流，我不仅学到了很多新的解题技巧，还收获了信心和动力。</w:t>
-      </w:r>
-    </w:p>
-    <w:p>
-      <w:pPr>
-        <w:spacing w:line="360" w:lineRule="auto"/>
-        <w:ind w:firstLineChars="200" w:firstLine="560"/>
-        <w:rPr>
-          <w:rFonts w:ascii="Times New Roman" w:eastAsia="宋体" w:hAnsi="Times New Roman" w:cs="Times New Roman"/>
-          <w:sz w:val="28"/>
-          <w:szCs w:val="28"/>
-        </w:rPr>
-      </w:pPr>
-      <w:r>
-        <w:rPr>
-          <w:rFonts w:ascii="Times New Roman" w:eastAsia="宋体" w:hAnsi="Times New Roman" w:cs="Times New Roman"/>
-          <w:sz w:val="28"/>
-          <w:szCs w:val="28"/>
-        </w:rPr>
-        <w:t>经过一段时间的努力和调整，我终于突破了瓶颈。在解决一些中等难度的题目时，我开始能够迅速找到解题思路，并准确计算出答案。这一突破让我信心大增，也更加坚定了我在数学竞赛这条路上继续走</w:t>
-      </w:r>
-      <w:r>
-        <w:rPr>
-          <w:rFonts w:ascii="Times New Roman" w:eastAsia="宋体" w:hAnsi="Times New Roman" w:cs="Times New Roman"/>
-          <w:sz w:val="28"/>
-          <w:szCs w:val="28"/>
-        </w:rPr>
-        <w:lastRenderedPageBreak/>
-        <w:t>下去的决心。</w:t>
-      </w:r>
-    </w:p>
-    <w:p>
-      <w:pPr>
-        <w:spacing w:line="360" w:lineRule="auto"/>
-        <w:rPr>
-          <w:rFonts w:ascii="Times New Roman" w:eastAsia="宋体" w:hAnsi="Times New Roman" w:cs="Times New Roman"/>
+        <w:t>量变到质变的转化过程</w:t>
+      </w:r>
+      <w:r>
+        <w:rPr>
+          <w:rFonts w:ascii="Times New Roman" w:eastAsia="宋体" w:hAnsi="Times New Roman" w:cs="Times New Roman" w:hint="eastAsia"/>
           <w:b/>
           <w:bCs/>
           <w:sz w:val="28"/>
           <w:szCs w:val="28"/>
         </w:rPr>
-      </w:pPr>
-      <w:r>
-        <w:rPr>
-          <w:rFonts w:ascii="Times New Roman" w:eastAsia="宋体" w:hAnsi="Times New Roman" w:cs="Times New Roman" w:hint="eastAsia"/>
-          <w:b/>
-          <w:bCs/>
-          <w:sz w:val="28"/>
-          <w:szCs w:val="28"/>
-        </w:rPr>
-        <w:t>四、</w:t>
-      </w:r>
-      <w:r>
-        <w:rPr>
-          <w:rFonts w:ascii="Times New Roman" w:eastAsia="宋体" w:hAnsi="Times New Roman" w:cs="Times New Roman" w:hint="eastAsia"/>
-          <w:b/>
-          <w:bCs/>
-          <w:sz w:val="28"/>
-          <w:szCs w:val="28"/>
-        </w:rPr>
-        <w:t>量变到质变的转化过程</w:t>
-      </w:r>
-      <w:r>
-        <w:rPr>
-          <w:rFonts w:ascii="Times New Roman" w:eastAsia="宋体" w:hAnsi="Times New Roman" w:cs="Times New Roman" w:hint="eastAsia"/>
-          <w:b/>
-          <w:bCs/>
-          <w:sz w:val="28"/>
-          <w:szCs w:val="28"/>
-        </w:rPr>
         <w:t>与体会</w:t>
       </w:r>
     </w:p>
@@ -873,15 +822,15 @@
           <w:sz w:val="28"/>
           <w:szCs w:val="28"/>
         </w:rPr>
+        <w:t>经过一个月的坚持学习，我在数学竞赛方面实现了显著的质变。</w:t>
+      </w:r>
+      <w:r>
+        <w:rPr>
+          <w:rFonts w:ascii="Times New Roman" w:eastAsia="宋体" w:hAnsi="Times New Roman" w:cs="Times New Roman"/>
+          <w:sz w:val="28"/>
+          <w:szCs w:val="28"/>
+        </w:rPr>
         <w:lastRenderedPageBreak/>
-        <w:t>经过一个月的坚持学习，我在数学竞赛方面实现了显著的质变。</w:t>
-      </w:r>
-      <w:r>
-        <w:rPr>
-          <w:rFonts w:ascii="Times New Roman" w:eastAsia="宋体" w:hAnsi="Times New Roman" w:cs="Times New Roman"/>
-          <w:sz w:val="28"/>
-          <w:szCs w:val="28"/>
-        </w:rPr>
         <w:t>质变后，我的解题能力得到了显著提升。面对一些高难度的题目，我不再感到畏惧和无力，而是能够冷静分析、快速找到解题思路。这不仅让我在数学竞赛中取得了更好的成绩，也让我在常规的数学学习中更加游刃有余。</w:t>
       </w:r>
     </w:p>
@@ -982,8 +931,19 @@
           <w:sz w:val="28"/>
           <w:szCs w:val="28"/>
         </w:rPr>
-        <w:t>通过这次实践，我对量变质变规律有了更深刻的理解。我认识到，任何事物的发展都需要经历量变的积累过程。只有积累了足够的知识和经验，才能迎来质变和飞跃。同时，我也意识到质变并不是一蹴而就的，而是需要经历一个漫长而艰难的过程。在这个过程中，我们需</w:t>
-      </w:r>
+        <w:t>通过这次实践，我对量变质变规律有了更深刻的理解。我认识到，任何事物的发展都需要经历量变的积累过程。只有积累了足够的知识和经验，才能迎来质变和飞跃。同时，我也意识到质变并不是一蹴而就的，而是需要经历一个漫长而艰难的过程。在这个过程中，我们需要保持耐心和信心，不断调整和努力。</w:t>
+      </w:r>
+    </w:p>
+    <w:p>
+      <w:pPr>
+        <w:spacing w:line="360" w:lineRule="auto"/>
+        <w:ind w:firstLineChars="200" w:firstLine="560"/>
+        <w:rPr>
+          <w:rFonts w:ascii="Times New Roman" w:eastAsia="宋体" w:hAnsi="Times New Roman" w:cs="Times New Roman"/>
+          <w:sz w:val="28"/>
+          <w:szCs w:val="28"/>
+        </w:rPr>
+      </w:pPr>
       <w:r>
         <w:rPr>
           <w:rFonts w:ascii="Times New Roman" w:eastAsia="宋体" w:hAnsi="Times New Roman" w:cs="Times New Roman"/>
@@ -991,25 +951,6 @@
           <w:szCs w:val="28"/>
         </w:rPr>
         <w:lastRenderedPageBreak/>
-        <w:t>要保持耐心和信心，不断调整和努力。</w:t>
-      </w:r>
-    </w:p>
-    <w:p>
-      <w:pPr>
-        <w:spacing w:line="360" w:lineRule="auto"/>
-        <w:ind w:firstLineChars="200" w:firstLine="560"/>
-        <w:rPr>
-          <w:rFonts w:ascii="Times New Roman" w:eastAsia="宋体" w:hAnsi="Times New Roman" w:cs="Times New Roman"/>
-          <w:sz w:val="28"/>
-          <w:szCs w:val="28"/>
-        </w:rPr>
-      </w:pPr>
-      <w:r>
-        <w:rPr>
-          <w:rFonts w:ascii="Times New Roman" w:eastAsia="宋体" w:hAnsi="Times New Roman" w:cs="Times New Roman"/>
-          <w:sz w:val="28"/>
-          <w:szCs w:val="28"/>
-        </w:rPr>
         <w:t>然而，我也意识到，个人的发展是一个长期的过程，量变质变的规律不仅适用于这一个月的学习，同样适用于我未来的学习和生活。因此，我决定继续保持这种学习的习惯，将其融入到日常生活中，不断积累，争取在数学竞赛中取得更好的成绩。同时，我也希望能够将这种规律应用到其他学科的学习中，全面提升自己的综合素质。</w:t>
       </w:r>
     </w:p>
@@ -1225,7 +1166,7 @@
 </file>
 
 <file path=word/styles.xml><?xml version="1.0" encoding="utf-8"?>
-<w:styles xmlns:mc="http://schemas.openxmlformats.org/markup-compatibility/2006" xmlns:r="http://schemas.openxmlformats.org/officeDocument/2006/relationships" xmlns:w="http://schemas.openxmlformats.org/wordprocessingml/2006/main" xmlns:w14="http://schemas.microsoft.com/office/word/2010/wordml" xmlns:w15="http://schemas.microsoft.com/office/word/2012/wordml" xmlns:w16cex="http://schemas.microsoft.com/office/word/2018/wordml/cex" xmlns:w16cid="http://schemas.microsoft.com/office/word/2016/wordml/cid" xmlns:w16="http://schemas.microsoft.com/office/word/2018/wordml" xmlns:w16sdtdh="http://schemas.microsoft.com/office/word/2020/wordml/sdtdatahash" xmlns:w16se="http://schemas.microsoft.com/office/word/2015/wordml/symex" mc:Ignorable="w14 w15 w16se w16cid w16 w16cex w16sdtdh">
+<w:styles xmlns:mc="http://schemas.openxmlformats.org/markup-compatibility/2006" xmlns:r="http://schemas.openxmlformats.org/officeDocument/2006/relationships" xmlns:w="http://schemas.openxmlformats.org/wordprocessingml/2006/main" xmlns:w14="http://schemas.microsoft.com/office/word/2010/wordml" xmlns:w15="http://schemas.microsoft.com/office/word/2012/wordml" xmlns:w16cex="http://schemas.microsoft.com/office/word/2018/wordml/cex" xmlns:w16cid="http://schemas.microsoft.com/office/word/2016/wordml/cid" xmlns:w16="http://schemas.microsoft.com/office/word/2018/wordml" xmlns:w16du="http://schemas.microsoft.com/office/word/2023/wordml/word16du" xmlns:w16sdtdh="http://schemas.microsoft.com/office/word/2020/wordml/sdtdatahash" xmlns:w16sdtfl="http://schemas.microsoft.com/office/word/2024/wordml/sdtformatlock" xmlns:w16se="http://schemas.microsoft.com/office/word/2015/wordml/symex" mc:Ignorable="w14 w15 w16se w16cid w16 w16cex w16sdtdh w16sdtfl w16du">
   <w:docDefaults>
     <w:rPrDefault>
       <w:rPr>
